--- a/generalDesign_documentation/ECG-EMG-sensorBoardDesign.docx
+++ b/generalDesign_documentation/ECG-EMG-sensorBoardDesign.docx
@@ -610,51 +610,6 @@
       </w:r>
       <w:r>
         <w:t>https://learn.sparkfun.com/tutorials/getting-started-with-the-myoware-20-muscle-sensor-ecosystem/myoware-20-muscle-sensor</w:t>
-      </w:r>
-    </w:p>
-    <w:p>
-      <w:r>
-        <w:drawing>
-          <wp:inline distT="0" distB="0" distL="0" distR="0" wp14:anchorId="3DA4AA82" wp14:editId="712E1D22">
-            <wp:extent cx="2029108" cy="1257475"/>
-            <wp:effectExtent l="0" t="0" r="9525" b="0"/>
-            <wp:docPr id="933391869" name="Picture 1"/>
-            <wp:cNvGraphicFramePr>
-              <a:graphicFrameLocks xmlns:a="http://schemas.openxmlformats.org/drawingml/2006/main" noChangeAspect="1"/>
-            </wp:cNvGraphicFramePr>
-            <a:graphic xmlns:a="http://schemas.openxmlformats.org/drawingml/2006/main">
-              <a:graphicData uri="http://schemas.openxmlformats.org/drawingml/2006/picture">
-                <pic:pic xmlns:pic="http://schemas.openxmlformats.org/drawingml/2006/picture">
-                  <pic:nvPicPr>
-                    <pic:cNvPr id="933391869" name=""/>
-                    <pic:cNvPicPr/>
-                  </pic:nvPicPr>
-                  <pic:blipFill>
-                    <a:blip r:embed="rId8"/>
-                    <a:stretch>
-                      <a:fillRect/>
-                    </a:stretch>
-                  </pic:blipFill>
-                  <pic:spPr>
-                    <a:xfrm>
-                      <a:off x="0" y="0"/>
-                      <a:ext cx="2029108" cy="1257475"/>
-                    </a:xfrm>
-                    <a:prstGeom prst="rect">
-                      <a:avLst/>
-                    </a:prstGeom>
-                  </pic:spPr>
-                </pic:pic>
-              </a:graphicData>
-            </a:graphic>
-          </wp:inline>
-        </w:drawing>
-      </w:r>
-      <w:r>
-        <w:sym w:font="Wingdings" w:char="F0DF"/>
-      </w:r>
-      <w:r>
-        <w:t xml:space="preserve"> this is the goal for ECG. WET ELECTRODES. IDC</w:t>
       </w:r>
     </w:p>
     <w:sectPr>
